--- a/fra/docx/48.content.docx
+++ b/fra/docx/48.content.docx
@@ -605,19 +605,7 @@
         <w:rPr>
           <w:lang w:val="fr_FR" w:bidi="fr_FR"/>
         </w:rPr>
-        <w:t xml:space="preserve"> ; voir </w:t>
-      </w:r>
-      <w:r>
-        <w:rPr>
-          <w:lang w:val="fr_FR" w:bidi="fr_FR"/>
-        </w:rPr>
-        <w:t>Introduction au Livre des Galates</w:t>
-      </w:r>
-      <w:r>
-        <w:rPr>
-          <w:lang w:val="fr_FR" w:bidi="fr_FR"/>
-        </w:rPr>
-        <w:t>, « Destinataires »).</w:t>
+        <w:t xml:space="preserve"> ; voir Introduction au Livre des Galates, « Destinataires »).</w:t>
       </w:r>
       <w:r>
         <w:rPr>
@@ -3623,19 +3611,7 @@
         <w:rPr>
           <w:lang w:val="fr_FR" w:bidi="fr_FR"/>
         </w:rPr>
-        <w:t xml:space="preserve"> ; voir </w:t>
-      </w:r>
-      <w:r>
-        <w:rPr>
-          <w:lang w:val="fr_FR" w:bidi="fr_FR"/>
-        </w:rPr>
-        <w:t>Introduction au Livre des Galates</w:t>
-      </w:r>
-      <w:r>
-        <w:rPr>
-          <w:lang w:val="fr_FR" w:bidi="fr_FR"/>
-        </w:rPr>
-        <w:t>, « Destinataires »).</w:t>
+        <w:t xml:space="preserve"> ; voir Introduction au Livre des Galates, « Destinataires »).</w:t>
       </w:r>
     </w:p>
     <w:p>
@@ -3749,19 +3725,7 @@
         <w:rPr>
           <w:lang w:val="fr_FR" w:bidi="fr_FR"/>
         </w:rPr>
-        <w:t xml:space="preserve"> ; voir </w:t>
-      </w:r>
-      <w:r>
-        <w:rPr>
-          <w:lang w:val="fr_FR" w:bidi="fr_FR"/>
-        </w:rPr>
-        <w:t>Introduction au Livre des Galates</w:t>
-      </w:r>
-      <w:r>
-        <w:rPr>
-          <w:lang w:val="fr_FR" w:bidi="fr_FR"/>
-        </w:rPr>
-        <w:t>, « Date de rédaction »).</w:t>
+        <w:t xml:space="preserve"> ; voir Introduction au Livre des Galates, « Date de rédaction »).</w:t>
       </w:r>
       <w:r>
         <w:rPr>
